--- a/Chemistry/Units/04-Chemical Formulas Nomenclature and the Mole/Unit Plan.docx
+++ b/Chemistry/Units/04-Chemical Formulas Nomenclature and the Mole/Unit Plan.docx
@@ -316,7 +316,7 @@
                 <w:sz w:val="22"/>
                 <w:u w:val="none"/>
               </w:rPr>
-              <w:t>Writing Chemical Formulas for Ionic Compounds</w:t>
+              <w:t>Writing Chemical Formulas for Ionic Compounds (Day 1 of 3)</w:t>
             </w:r>
           </w:p>
         </w:tc>
@@ -335,7 +335,7 @@
                 <w:sz w:val="22"/>
                 <w:u w:val="none"/>
               </w:rPr>
-              <w:t>3</w:t>
+              <w:t>1</w:t>
             </w:r>
           </w:p>
         </w:tc>
@@ -354,7 +354,7 @@
                 <w:sz w:val="22"/>
                 <w:u w:val="none"/>
               </w:rPr>
-              <w:t>At the end of 42 minutes I can write correct chemical formulas for ionic compounds, including those with polyatomic ions...</w:t>
+              <w:t>At the end of 42 minutes I can define and describe key concepts related to: write correct chemical formulas for ionic co...</w:t>
             </w:r>
           </w:p>
         </w:tc>
@@ -396,7 +396,7 @@
                 <w:sz w:val="22"/>
                 <w:u w:val="none"/>
               </w:rPr>
-              <w:t>Naming Ionic and Covalent Compounds (IUPAC Nomenclature)</w:t>
+              <w:t>Writing Chemical Formulas for Ionic Compounds (Day 2 of 3)</w:t>
             </w:r>
           </w:p>
         </w:tc>
@@ -416,7 +416,7 @@
                 <w:sz w:val="22"/>
                 <w:u w:val="none"/>
               </w:rPr>
-              <w:t>3</w:t>
+              <w:t>1</w:t>
             </w:r>
           </w:p>
         </w:tc>
@@ -436,7 +436,7 @@
                 <w:sz w:val="22"/>
                 <w:u w:val="none"/>
               </w:rPr>
-              <w:t>At the end of 42 minutes I can name ionic compounds (including those with polyatomic ions and transition metals) and cov...</w:t>
+              <w:t>At the end of 42 minutes I can apply and compare concepts and write correct chemical formulas for ionic compounds, inclu...</w:t>
             </w:r>
           </w:p>
         </w:tc>
@@ -476,7 +476,7 @@
                 <w:sz w:val="22"/>
                 <w:u w:val="none"/>
               </w:rPr>
-              <w:t>The Mole Concept and Avogadro's Number</w:t>
+              <w:t>Writing Chemical Formulas for Ionic Compounds (Day 3 of 3)</w:t>
             </w:r>
           </w:p>
         </w:tc>
@@ -495,7 +495,7 @@
                 <w:sz w:val="22"/>
                 <w:u w:val="none"/>
               </w:rPr>
-              <w:t>2</w:t>
+              <w:t>1</w:t>
             </w:r>
           </w:p>
         </w:tc>
@@ -514,7 +514,7 @@
                 <w:sz w:val="22"/>
                 <w:u w:val="none"/>
               </w:rPr>
-              <w:t>At the end of 42 minutes I can explain what a mole is, use Avogadro's number to convert between moles and particles, and...</w:t>
+              <w:t>At the end of 42 minutes I can evaluate and explain my understanding to write correct chemical formulas for ionic compou...</w:t>
             </w:r>
           </w:p>
         </w:tc>
@@ -556,7 +556,7 @@
                 <w:sz w:val="22"/>
                 <w:u w:val="none"/>
               </w:rPr>
-              <w:t>Molar Mass and Mole-Mass Conversions</w:t>
+              <w:t>Naming Ionic and Covalent Compounds (IUPAC Nomenclature) (Day 1 of 3)</w:t>
             </w:r>
           </w:p>
         </w:tc>
@@ -576,7 +576,7 @@
                 <w:sz w:val="22"/>
                 <w:u w:val="none"/>
               </w:rPr>
-              <w:t>2</w:t>
+              <w:t>1</w:t>
             </w:r>
           </w:p>
         </w:tc>
@@ -596,7 +596,7 @@
                 <w:sz w:val="22"/>
                 <w:u w:val="none"/>
               </w:rPr>
-              <w:t>At the end of 42 minutes I can calculate the molar mass of a compound from its formula and convert between moles, mass, ...</w:t>
+              <w:t>At the end of 42 minutes I can define and describe key concepts related to: name ionic compounds (including those with p...</w:t>
             </w:r>
           </w:p>
         </w:tc>
@@ -636,7 +636,7 @@
                 <w:sz w:val="22"/>
                 <w:u w:val="none"/>
               </w:rPr>
-              <w:t>Percent Composition</w:t>
+              <w:t>Naming Ionic and Covalent Compounds (IUPAC Nomenclature) (Day 2 of 3)</w:t>
             </w:r>
           </w:p>
         </w:tc>
@@ -655,7 +655,7 @@
                 <w:sz w:val="22"/>
                 <w:u w:val="none"/>
               </w:rPr>
-              <w:t>2</w:t>
+              <w:t>1</w:t>
             </w:r>
           </w:p>
         </w:tc>
@@ -674,7 +674,7 @@
                 <w:sz w:val="22"/>
                 <w:u w:val="none"/>
               </w:rPr>
-              <w:t>At the end of 42 minutes I can calculate the percent composition of each element in a compound from its chemical formula...</w:t>
+              <w:t>At the end of 42 minutes I can apply and compare concepts and name ionic compounds (including those with polyatomic ions...</w:t>
             </w:r>
           </w:p>
         </w:tc>
@@ -716,7 +716,7 @@
                 <w:sz w:val="22"/>
                 <w:u w:val="none"/>
               </w:rPr>
-              <w:t>Empirical and Molecular Formulas</w:t>
+              <w:t>Naming Ionic and Covalent Compounds (IUPAC Nomenclature) (Day 3 of 3)</w:t>
             </w:r>
           </w:p>
         </w:tc>
@@ -736,7 +736,7 @@
                 <w:sz w:val="22"/>
                 <w:u w:val="none"/>
               </w:rPr>
-              <w:t>3</w:t>
+              <w:t>1</w:t>
             </w:r>
           </w:p>
         </w:tc>
@@ -756,7 +756,7 @@
                 <w:sz w:val="22"/>
                 <w:u w:val="none"/>
               </w:rPr>
-              <w:t>At the end of 42 minutes I can determine the empirical formula of a compound from percent composition data and use molar...</w:t>
+              <w:t>At the end of 42 minutes I can evaluate and explain my understanding to name ionic compounds (including those with polya...</w:t>
             </w:r>
           </w:p>
         </w:tc>
@@ -796,7 +796,7 @@
                 <w:sz w:val="22"/>
                 <w:u w:val="none"/>
               </w:rPr>
-              <w:t>Unit 4 Review: Formulas, Nomenclature, and the Mole</w:t>
+              <w:t>The Mole Concept and Avogadro's Number (Day 1 of 2)</w:t>
             </w:r>
           </w:p>
         </w:tc>
@@ -815,7 +815,7 @@
                 <w:sz w:val="22"/>
                 <w:u w:val="none"/>
               </w:rPr>
-              <w:t>3</w:t>
+              <w:t>1</w:t>
             </w:r>
           </w:p>
         </w:tc>
@@ -834,7 +834,889 @@
                 <w:sz w:val="22"/>
                 <w:u w:val="none"/>
               </w:rPr>
-              <w:t>At the end of 42 minutes I can fluently convert between compound names, formulas, moles, mass, particles, and percent co...</w:t>
+              <w:t>At the end of 42 minutes I can define and identify key concepts related to: explain what a mole is, use Avogadro's numbe...</w:t>
+            </w:r>
+          </w:p>
+        </w:tc>
+      </w:tr>
+      <w:tr>
+        <w:tc>
+          <w:tcPr>
+            <w:tcW w:type="dxa" w:w="1008"/>
+            <w:shd w:fill="F2F2F2" w:val="clear"/>
+          </w:tcPr>
+          <w:p>
+            <w:r/>
+            <w:r>
+              <w:rPr>
+                <w:rFonts w:ascii="Calibri" w:hAnsi="Calibri"/>
+                <w:b w:val="0"/>
+                <w:i w:val="0"/>
+                <w:color w:val="000000"/>
+                <w:sz w:val="22"/>
+                <w:u w:val="none"/>
+              </w:rPr>
+              <w:t>8</w:t>
+            </w:r>
+          </w:p>
+        </w:tc>
+        <w:tc>
+          <w:tcPr>
+            <w:tcW w:type="dxa" w:w="2880"/>
+            <w:shd w:fill="F2F2F2" w:val="clear"/>
+          </w:tcPr>
+          <w:p>
+            <w:r/>
+            <w:r>
+              <w:rPr>
+                <w:rFonts w:ascii="Calibri" w:hAnsi="Calibri"/>
+                <w:b w:val="0"/>
+                <w:i w:val="0"/>
+                <w:color w:val="000000"/>
+                <w:sz w:val="22"/>
+                <w:u w:val="none"/>
+              </w:rPr>
+              <w:t>The Mole Concept and Avogadro's Number (Day 2 of 2)</w:t>
+            </w:r>
+          </w:p>
+        </w:tc>
+        <w:tc>
+          <w:tcPr>
+            <w:tcW w:type="dxa" w:w="864"/>
+            <w:shd w:fill="F2F2F2" w:val="clear"/>
+          </w:tcPr>
+          <w:p>
+            <w:r/>
+            <w:r>
+              <w:rPr>
+                <w:rFonts w:ascii="Calibri" w:hAnsi="Calibri"/>
+                <w:b w:val="0"/>
+                <w:i w:val="0"/>
+                <w:color w:val="000000"/>
+                <w:sz w:val="22"/>
+                <w:u w:val="none"/>
+              </w:rPr>
+              <w:t>1</w:t>
+            </w:r>
+          </w:p>
+        </w:tc>
+        <w:tc>
+          <w:tcPr>
+            <w:tcW w:type="dxa" w:w="5040"/>
+            <w:shd w:fill="F2F2F2" w:val="clear"/>
+          </w:tcPr>
+          <w:p>
+            <w:r/>
+            <w:r>
+              <w:rPr>
+                <w:rFonts w:ascii="Calibri" w:hAnsi="Calibri"/>
+                <w:b w:val="0"/>
+                <w:i w:val="0"/>
+                <w:color w:val="000000"/>
+                <w:sz w:val="22"/>
+                <w:u w:val="none"/>
+              </w:rPr>
+              <w:t>At the end of 42 minutes I can apply and analyze my understanding to explain what a mole is, use Avogadro's number to co...</w:t>
+            </w:r>
+          </w:p>
+        </w:tc>
+      </w:tr>
+      <w:tr>
+        <w:tc>
+          <w:tcPr>
+            <w:tcW w:type="dxa" w:w="1008"/>
+          </w:tcPr>
+          <w:p>
+            <w:r/>
+            <w:r>
+              <w:rPr>
+                <w:rFonts w:ascii="Calibri" w:hAnsi="Calibri"/>
+                <w:b w:val="0"/>
+                <w:i w:val="0"/>
+                <w:color w:val="000000"/>
+                <w:sz w:val="22"/>
+                <w:u w:val="none"/>
+              </w:rPr>
+              <w:t>9</w:t>
+            </w:r>
+          </w:p>
+        </w:tc>
+        <w:tc>
+          <w:tcPr>
+            <w:tcW w:type="dxa" w:w="2880"/>
+          </w:tcPr>
+          <w:p>
+            <w:r/>
+            <w:r>
+              <w:rPr>
+                <w:rFonts w:ascii="Calibri" w:hAnsi="Calibri"/>
+                <w:b w:val="0"/>
+                <w:i w:val="0"/>
+                <w:color w:val="000000"/>
+                <w:sz w:val="22"/>
+                <w:u w:val="none"/>
+              </w:rPr>
+              <w:t>Molar Mass and Mole-Mass Conversions (Day 1 of 2)</w:t>
+            </w:r>
+          </w:p>
+        </w:tc>
+        <w:tc>
+          <w:tcPr>
+            <w:tcW w:type="dxa" w:w="864"/>
+          </w:tcPr>
+          <w:p>
+            <w:r/>
+            <w:r>
+              <w:rPr>
+                <w:rFonts w:ascii="Calibri" w:hAnsi="Calibri"/>
+                <w:b w:val="0"/>
+                <w:i w:val="0"/>
+                <w:color w:val="000000"/>
+                <w:sz w:val="22"/>
+                <w:u w:val="none"/>
+              </w:rPr>
+              <w:t>1</w:t>
+            </w:r>
+          </w:p>
+        </w:tc>
+        <w:tc>
+          <w:tcPr>
+            <w:tcW w:type="dxa" w:w="5040"/>
+          </w:tcPr>
+          <w:p>
+            <w:r/>
+            <w:r>
+              <w:rPr>
+                <w:rFonts w:ascii="Calibri" w:hAnsi="Calibri"/>
+                <w:b w:val="0"/>
+                <w:i w:val="0"/>
+                <w:color w:val="000000"/>
+                <w:sz w:val="22"/>
+                <w:u w:val="none"/>
+              </w:rPr>
+              <w:t>At the end of 42 minutes I can define and identify key concepts related to: calculate the molar mass of a compound from ...</w:t>
+            </w:r>
+          </w:p>
+        </w:tc>
+      </w:tr>
+      <w:tr>
+        <w:tc>
+          <w:tcPr>
+            <w:tcW w:type="dxa" w:w="1008"/>
+            <w:shd w:fill="F2F2F2" w:val="clear"/>
+          </w:tcPr>
+          <w:p>
+            <w:r/>
+            <w:r>
+              <w:rPr>
+                <w:rFonts w:ascii="Calibri" w:hAnsi="Calibri"/>
+                <w:b w:val="0"/>
+                <w:i w:val="0"/>
+                <w:color w:val="000000"/>
+                <w:sz w:val="22"/>
+                <w:u w:val="none"/>
+              </w:rPr>
+              <w:t>10</w:t>
+            </w:r>
+          </w:p>
+        </w:tc>
+        <w:tc>
+          <w:tcPr>
+            <w:tcW w:type="dxa" w:w="2880"/>
+            <w:shd w:fill="F2F2F2" w:val="clear"/>
+          </w:tcPr>
+          <w:p>
+            <w:r/>
+            <w:r>
+              <w:rPr>
+                <w:rFonts w:ascii="Calibri" w:hAnsi="Calibri"/>
+                <w:b w:val="0"/>
+                <w:i w:val="0"/>
+                <w:color w:val="000000"/>
+                <w:sz w:val="22"/>
+                <w:u w:val="none"/>
+              </w:rPr>
+              <w:t>Molar Mass and Mole-Mass Conversions (Day 2 of 2)</w:t>
+            </w:r>
+          </w:p>
+        </w:tc>
+        <w:tc>
+          <w:tcPr>
+            <w:tcW w:type="dxa" w:w="864"/>
+            <w:shd w:fill="F2F2F2" w:val="clear"/>
+          </w:tcPr>
+          <w:p>
+            <w:r/>
+            <w:r>
+              <w:rPr>
+                <w:rFonts w:ascii="Calibri" w:hAnsi="Calibri"/>
+                <w:b w:val="0"/>
+                <w:i w:val="0"/>
+                <w:color w:val="000000"/>
+                <w:sz w:val="22"/>
+                <w:u w:val="none"/>
+              </w:rPr>
+              <w:t>1</w:t>
+            </w:r>
+          </w:p>
+        </w:tc>
+        <w:tc>
+          <w:tcPr>
+            <w:tcW w:type="dxa" w:w="5040"/>
+            <w:shd w:fill="F2F2F2" w:val="clear"/>
+          </w:tcPr>
+          <w:p>
+            <w:r/>
+            <w:r>
+              <w:rPr>
+                <w:rFonts w:ascii="Calibri" w:hAnsi="Calibri"/>
+                <w:b w:val="0"/>
+                <w:i w:val="0"/>
+                <w:color w:val="000000"/>
+                <w:sz w:val="22"/>
+                <w:u w:val="none"/>
+              </w:rPr>
+              <w:t>At the end of 42 minutes I can apply and analyze my understanding to calculate the molar mass of a compound from its for...</w:t>
+            </w:r>
+          </w:p>
+        </w:tc>
+      </w:tr>
+      <w:tr>
+        <w:tc>
+          <w:tcPr>
+            <w:tcW w:type="dxa" w:w="1008"/>
+          </w:tcPr>
+          <w:p>
+            <w:r/>
+            <w:r>
+              <w:rPr>
+                <w:rFonts w:ascii="Calibri" w:hAnsi="Calibri"/>
+                <w:b w:val="0"/>
+                <w:i w:val="0"/>
+                <w:color w:val="000000"/>
+                <w:sz w:val="22"/>
+                <w:u w:val="none"/>
+              </w:rPr>
+              <w:t>11</w:t>
+            </w:r>
+          </w:p>
+        </w:tc>
+        <w:tc>
+          <w:tcPr>
+            <w:tcW w:type="dxa" w:w="2880"/>
+          </w:tcPr>
+          <w:p>
+            <w:r/>
+            <w:r>
+              <w:rPr>
+                <w:rFonts w:ascii="Calibri" w:hAnsi="Calibri"/>
+                <w:b w:val="0"/>
+                <w:i w:val="0"/>
+                <w:color w:val="000000"/>
+                <w:sz w:val="22"/>
+                <w:u w:val="none"/>
+              </w:rPr>
+              <w:t>Percent Composition (Day 1 of 2)</w:t>
+            </w:r>
+          </w:p>
+        </w:tc>
+        <w:tc>
+          <w:tcPr>
+            <w:tcW w:type="dxa" w:w="864"/>
+          </w:tcPr>
+          <w:p>
+            <w:r/>
+            <w:r>
+              <w:rPr>
+                <w:rFonts w:ascii="Calibri" w:hAnsi="Calibri"/>
+                <w:b w:val="0"/>
+                <w:i w:val="0"/>
+                <w:color w:val="000000"/>
+                <w:sz w:val="22"/>
+                <w:u w:val="none"/>
+              </w:rPr>
+              <w:t>1</w:t>
+            </w:r>
+          </w:p>
+        </w:tc>
+        <w:tc>
+          <w:tcPr>
+            <w:tcW w:type="dxa" w:w="5040"/>
+          </w:tcPr>
+          <w:p>
+            <w:r/>
+            <w:r>
+              <w:rPr>
+                <w:rFonts w:ascii="Calibri" w:hAnsi="Calibri"/>
+                <w:b w:val="0"/>
+                <w:i w:val="0"/>
+                <w:color w:val="000000"/>
+                <w:sz w:val="22"/>
+                <w:u w:val="none"/>
+              </w:rPr>
+              <w:t>At the end of 42 minutes I can define and identify key concepts related to: calculate the percent composition of each el...</w:t>
+            </w:r>
+          </w:p>
+        </w:tc>
+      </w:tr>
+      <w:tr>
+        <w:tc>
+          <w:tcPr>
+            <w:tcW w:type="dxa" w:w="1008"/>
+            <w:shd w:fill="F2F2F2" w:val="clear"/>
+          </w:tcPr>
+          <w:p>
+            <w:r/>
+            <w:r>
+              <w:rPr>
+                <w:rFonts w:ascii="Calibri" w:hAnsi="Calibri"/>
+                <w:b w:val="0"/>
+                <w:i w:val="0"/>
+                <w:color w:val="000000"/>
+                <w:sz w:val="22"/>
+                <w:u w:val="none"/>
+              </w:rPr>
+              <w:t>12</w:t>
+            </w:r>
+          </w:p>
+        </w:tc>
+        <w:tc>
+          <w:tcPr>
+            <w:tcW w:type="dxa" w:w="2880"/>
+            <w:shd w:fill="F2F2F2" w:val="clear"/>
+          </w:tcPr>
+          <w:p>
+            <w:r/>
+            <w:r>
+              <w:rPr>
+                <w:rFonts w:ascii="Calibri" w:hAnsi="Calibri"/>
+                <w:b w:val="0"/>
+                <w:i w:val="0"/>
+                <w:color w:val="000000"/>
+                <w:sz w:val="22"/>
+                <w:u w:val="none"/>
+              </w:rPr>
+              <w:t>Percent Composition (Day 2 of 2)</w:t>
+            </w:r>
+          </w:p>
+        </w:tc>
+        <w:tc>
+          <w:tcPr>
+            <w:tcW w:type="dxa" w:w="864"/>
+            <w:shd w:fill="F2F2F2" w:val="clear"/>
+          </w:tcPr>
+          <w:p>
+            <w:r/>
+            <w:r>
+              <w:rPr>
+                <w:rFonts w:ascii="Calibri" w:hAnsi="Calibri"/>
+                <w:b w:val="0"/>
+                <w:i w:val="0"/>
+                <w:color w:val="000000"/>
+                <w:sz w:val="22"/>
+                <w:u w:val="none"/>
+              </w:rPr>
+              <w:t>1</w:t>
+            </w:r>
+          </w:p>
+        </w:tc>
+        <w:tc>
+          <w:tcPr>
+            <w:tcW w:type="dxa" w:w="5040"/>
+            <w:shd w:fill="F2F2F2" w:val="clear"/>
+          </w:tcPr>
+          <w:p>
+            <w:r/>
+            <w:r>
+              <w:rPr>
+                <w:rFonts w:ascii="Calibri" w:hAnsi="Calibri"/>
+                <w:b w:val="0"/>
+                <w:i w:val="0"/>
+                <w:color w:val="000000"/>
+                <w:sz w:val="22"/>
+                <w:u w:val="none"/>
+              </w:rPr>
+              <w:t>At the end of 42 minutes I can apply and analyze my understanding to calculate the percent composition of each element i...</w:t>
+            </w:r>
+          </w:p>
+        </w:tc>
+      </w:tr>
+      <w:tr>
+        <w:tc>
+          <w:tcPr>
+            <w:tcW w:type="dxa" w:w="1008"/>
+          </w:tcPr>
+          <w:p>
+            <w:r/>
+            <w:r>
+              <w:rPr>
+                <w:rFonts w:ascii="Calibri" w:hAnsi="Calibri"/>
+                <w:b w:val="0"/>
+                <w:i w:val="0"/>
+                <w:color w:val="000000"/>
+                <w:sz w:val="22"/>
+                <w:u w:val="none"/>
+              </w:rPr>
+              <w:t>13</w:t>
+            </w:r>
+          </w:p>
+        </w:tc>
+        <w:tc>
+          <w:tcPr>
+            <w:tcW w:type="dxa" w:w="2880"/>
+          </w:tcPr>
+          <w:p>
+            <w:r/>
+            <w:r>
+              <w:rPr>
+                <w:rFonts w:ascii="Calibri" w:hAnsi="Calibri"/>
+                <w:b w:val="0"/>
+                <w:i w:val="0"/>
+                <w:color w:val="000000"/>
+                <w:sz w:val="22"/>
+                <w:u w:val="none"/>
+              </w:rPr>
+              <w:t>Empirical and Molecular Formulas (Day 1 of 3)</w:t>
+            </w:r>
+          </w:p>
+        </w:tc>
+        <w:tc>
+          <w:tcPr>
+            <w:tcW w:type="dxa" w:w="864"/>
+          </w:tcPr>
+          <w:p>
+            <w:r/>
+            <w:r>
+              <w:rPr>
+                <w:rFonts w:ascii="Calibri" w:hAnsi="Calibri"/>
+                <w:b w:val="0"/>
+                <w:i w:val="0"/>
+                <w:color w:val="000000"/>
+                <w:sz w:val="22"/>
+                <w:u w:val="none"/>
+              </w:rPr>
+              <w:t>1</w:t>
+            </w:r>
+          </w:p>
+        </w:tc>
+        <w:tc>
+          <w:tcPr>
+            <w:tcW w:type="dxa" w:w="5040"/>
+          </w:tcPr>
+          <w:p>
+            <w:r/>
+            <w:r>
+              <w:rPr>
+                <w:rFonts w:ascii="Calibri" w:hAnsi="Calibri"/>
+                <w:b w:val="0"/>
+                <w:i w:val="0"/>
+                <w:color w:val="000000"/>
+                <w:sz w:val="22"/>
+                <w:u w:val="none"/>
+              </w:rPr>
+              <w:t>At the end of 42 minutes I can define and describe key concepts related to: determine the empirical formula of a compoun...</w:t>
+            </w:r>
+          </w:p>
+        </w:tc>
+      </w:tr>
+      <w:tr>
+        <w:tc>
+          <w:tcPr>
+            <w:tcW w:type="dxa" w:w="1008"/>
+            <w:shd w:fill="F2F2F2" w:val="clear"/>
+          </w:tcPr>
+          <w:p>
+            <w:r/>
+            <w:r>
+              <w:rPr>
+                <w:rFonts w:ascii="Calibri" w:hAnsi="Calibri"/>
+                <w:b w:val="0"/>
+                <w:i w:val="0"/>
+                <w:color w:val="000000"/>
+                <w:sz w:val="22"/>
+                <w:u w:val="none"/>
+              </w:rPr>
+              <w:t>14</w:t>
+            </w:r>
+          </w:p>
+        </w:tc>
+        <w:tc>
+          <w:tcPr>
+            <w:tcW w:type="dxa" w:w="2880"/>
+            <w:shd w:fill="F2F2F2" w:val="clear"/>
+          </w:tcPr>
+          <w:p>
+            <w:r/>
+            <w:r>
+              <w:rPr>
+                <w:rFonts w:ascii="Calibri" w:hAnsi="Calibri"/>
+                <w:b w:val="0"/>
+                <w:i w:val="0"/>
+                <w:color w:val="000000"/>
+                <w:sz w:val="22"/>
+                <w:u w:val="none"/>
+              </w:rPr>
+              <w:t>Empirical and Molecular Formulas (Day 2 of 3)</w:t>
+            </w:r>
+          </w:p>
+        </w:tc>
+        <w:tc>
+          <w:tcPr>
+            <w:tcW w:type="dxa" w:w="864"/>
+            <w:shd w:fill="F2F2F2" w:val="clear"/>
+          </w:tcPr>
+          <w:p>
+            <w:r/>
+            <w:r>
+              <w:rPr>
+                <w:rFonts w:ascii="Calibri" w:hAnsi="Calibri"/>
+                <w:b w:val="0"/>
+                <w:i w:val="0"/>
+                <w:color w:val="000000"/>
+                <w:sz w:val="22"/>
+                <w:u w:val="none"/>
+              </w:rPr>
+              <w:t>1</w:t>
+            </w:r>
+          </w:p>
+        </w:tc>
+        <w:tc>
+          <w:tcPr>
+            <w:tcW w:type="dxa" w:w="5040"/>
+            <w:shd w:fill="F2F2F2" w:val="clear"/>
+          </w:tcPr>
+          <w:p>
+            <w:r/>
+            <w:r>
+              <w:rPr>
+                <w:rFonts w:ascii="Calibri" w:hAnsi="Calibri"/>
+                <w:b w:val="0"/>
+                <w:i w:val="0"/>
+                <w:color w:val="000000"/>
+                <w:sz w:val="22"/>
+                <w:u w:val="none"/>
+              </w:rPr>
+              <w:t>At the end of 42 minutes I can apply and compare concepts and determine the empirical formula of a compound from percent...</w:t>
+            </w:r>
+          </w:p>
+        </w:tc>
+      </w:tr>
+      <w:tr>
+        <w:tc>
+          <w:tcPr>
+            <w:tcW w:type="dxa" w:w="1008"/>
+          </w:tcPr>
+          <w:p>
+            <w:r/>
+            <w:r>
+              <w:rPr>
+                <w:rFonts w:ascii="Calibri" w:hAnsi="Calibri"/>
+                <w:b w:val="0"/>
+                <w:i w:val="0"/>
+                <w:color w:val="000000"/>
+                <w:sz w:val="22"/>
+                <w:u w:val="none"/>
+              </w:rPr>
+              <w:t>15</w:t>
+            </w:r>
+          </w:p>
+        </w:tc>
+        <w:tc>
+          <w:tcPr>
+            <w:tcW w:type="dxa" w:w="2880"/>
+          </w:tcPr>
+          <w:p>
+            <w:r/>
+            <w:r>
+              <w:rPr>
+                <w:rFonts w:ascii="Calibri" w:hAnsi="Calibri"/>
+                <w:b w:val="0"/>
+                <w:i w:val="0"/>
+                <w:color w:val="000000"/>
+                <w:sz w:val="22"/>
+                <w:u w:val="none"/>
+              </w:rPr>
+              <w:t>Empirical and Molecular Formulas (Day 3 of 3)</w:t>
+            </w:r>
+          </w:p>
+        </w:tc>
+        <w:tc>
+          <w:tcPr>
+            <w:tcW w:type="dxa" w:w="864"/>
+          </w:tcPr>
+          <w:p>
+            <w:r/>
+            <w:r>
+              <w:rPr>
+                <w:rFonts w:ascii="Calibri" w:hAnsi="Calibri"/>
+                <w:b w:val="0"/>
+                <w:i w:val="0"/>
+                <w:color w:val="000000"/>
+                <w:sz w:val="22"/>
+                <w:u w:val="none"/>
+              </w:rPr>
+              <w:t>1</w:t>
+            </w:r>
+          </w:p>
+        </w:tc>
+        <w:tc>
+          <w:tcPr>
+            <w:tcW w:type="dxa" w:w="5040"/>
+          </w:tcPr>
+          <w:p>
+            <w:r/>
+            <w:r>
+              <w:rPr>
+                <w:rFonts w:ascii="Calibri" w:hAnsi="Calibri"/>
+                <w:b w:val="0"/>
+                <w:i w:val="0"/>
+                <w:color w:val="000000"/>
+                <w:sz w:val="22"/>
+                <w:u w:val="none"/>
+              </w:rPr>
+              <w:t>At the end of 42 minutes I can evaluate and explain my understanding to determine the empirical formula of a compound fr...</w:t>
+            </w:r>
+          </w:p>
+        </w:tc>
+      </w:tr>
+      <w:tr>
+        <w:tc>
+          <w:tcPr>
+            <w:tcW w:type="dxa" w:w="1008"/>
+            <w:shd w:fill="F2F2F2" w:val="clear"/>
+          </w:tcPr>
+          <w:p>
+            <w:r/>
+            <w:r>
+              <w:rPr>
+                <w:rFonts w:ascii="Calibri" w:hAnsi="Calibri"/>
+                <w:b w:val="0"/>
+                <w:i w:val="0"/>
+                <w:color w:val="000000"/>
+                <w:sz w:val="22"/>
+                <w:u w:val="none"/>
+              </w:rPr>
+              <w:t>16</w:t>
+            </w:r>
+          </w:p>
+        </w:tc>
+        <w:tc>
+          <w:tcPr>
+            <w:tcW w:type="dxa" w:w="2880"/>
+            <w:shd w:fill="F2F2F2" w:val="clear"/>
+          </w:tcPr>
+          <w:p>
+            <w:r/>
+            <w:r>
+              <w:rPr>
+                <w:rFonts w:ascii="Calibri" w:hAnsi="Calibri"/>
+                <w:b w:val="0"/>
+                <w:i w:val="0"/>
+                <w:color w:val="000000"/>
+                <w:sz w:val="22"/>
+                <w:u w:val="none"/>
+              </w:rPr>
+              <w:t>Unit 4 Review: Formulas, Nomenclature, and the Mole (Day 1 of 3)</w:t>
+            </w:r>
+          </w:p>
+        </w:tc>
+        <w:tc>
+          <w:tcPr>
+            <w:tcW w:type="dxa" w:w="864"/>
+            <w:shd w:fill="F2F2F2" w:val="clear"/>
+          </w:tcPr>
+          <w:p>
+            <w:r/>
+            <w:r>
+              <w:rPr>
+                <w:rFonts w:ascii="Calibri" w:hAnsi="Calibri"/>
+                <w:b w:val="0"/>
+                <w:i w:val="0"/>
+                <w:color w:val="000000"/>
+                <w:sz w:val="22"/>
+                <w:u w:val="none"/>
+              </w:rPr>
+              <w:t>1</w:t>
+            </w:r>
+          </w:p>
+        </w:tc>
+        <w:tc>
+          <w:tcPr>
+            <w:tcW w:type="dxa" w:w="5040"/>
+            <w:shd w:fill="F2F2F2" w:val="clear"/>
+          </w:tcPr>
+          <w:p>
+            <w:r/>
+            <w:r>
+              <w:rPr>
+                <w:rFonts w:ascii="Calibri" w:hAnsi="Calibri"/>
+                <w:b w:val="0"/>
+                <w:i w:val="0"/>
+                <w:color w:val="000000"/>
+                <w:sz w:val="22"/>
+                <w:u w:val="none"/>
+              </w:rPr>
+              <w:t>At the end of 42 minutes I can define and describe key concepts related to: fluently convert between compound names, for...</w:t>
+            </w:r>
+          </w:p>
+        </w:tc>
+      </w:tr>
+      <w:tr>
+        <w:tc>
+          <w:tcPr>
+            <w:tcW w:type="dxa" w:w="1008"/>
+          </w:tcPr>
+          <w:p>
+            <w:r/>
+            <w:r>
+              <w:rPr>
+                <w:rFonts w:ascii="Calibri" w:hAnsi="Calibri"/>
+                <w:b w:val="0"/>
+                <w:i w:val="0"/>
+                <w:color w:val="000000"/>
+                <w:sz w:val="22"/>
+                <w:u w:val="none"/>
+              </w:rPr>
+              <w:t>17</w:t>
+            </w:r>
+          </w:p>
+        </w:tc>
+        <w:tc>
+          <w:tcPr>
+            <w:tcW w:type="dxa" w:w="2880"/>
+          </w:tcPr>
+          <w:p>
+            <w:r/>
+            <w:r>
+              <w:rPr>
+                <w:rFonts w:ascii="Calibri" w:hAnsi="Calibri"/>
+                <w:b w:val="0"/>
+                <w:i w:val="0"/>
+                <w:color w:val="000000"/>
+                <w:sz w:val="22"/>
+                <w:u w:val="none"/>
+              </w:rPr>
+              <w:t>Unit 4 Review: Formulas, Nomenclature, and the Mole (Day 2 of 3)</w:t>
+            </w:r>
+          </w:p>
+        </w:tc>
+        <w:tc>
+          <w:tcPr>
+            <w:tcW w:type="dxa" w:w="864"/>
+          </w:tcPr>
+          <w:p>
+            <w:r/>
+            <w:r>
+              <w:rPr>
+                <w:rFonts w:ascii="Calibri" w:hAnsi="Calibri"/>
+                <w:b w:val="0"/>
+                <w:i w:val="0"/>
+                <w:color w:val="000000"/>
+                <w:sz w:val="22"/>
+                <w:u w:val="none"/>
+              </w:rPr>
+              <w:t>1</w:t>
+            </w:r>
+          </w:p>
+        </w:tc>
+        <w:tc>
+          <w:tcPr>
+            <w:tcW w:type="dxa" w:w="5040"/>
+          </w:tcPr>
+          <w:p>
+            <w:r/>
+            <w:r>
+              <w:rPr>
+                <w:rFonts w:ascii="Calibri" w:hAnsi="Calibri"/>
+                <w:b w:val="0"/>
+                <w:i w:val="0"/>
+                <w:color w:val="000000"/>
+                <w:sz w:val="22"/>
+                <w:u w:val="none"/>
+              </w:rPr>
+              <w:t>At the end of 42 minutes I can apply and compare concepts and fluently convert between compound names, formulas, moles, ...</w:t>
+            </w:r>
+          </w:p>
+        </w:tc>
+      </w:tr>
+      <w:tr>
+        <w:tc>
+          <w:tcPr>
+            <w:tcW w:type="dxa" w:w="1008"/>
+            <w:shd w:fill="F2F2F2" w:val="clear"/>
+          </w:tcPr>
+          <w:p>
+            <w:r/>
+            <w:r>
+              <w:rPr>
+                <w:rFonts w:ascii="Calibri" w:hAnsi="Calibri"/>
+                <w:b w:val="0"/>
+                <w:i w:val="0"/>
+                <w:color w:val="000000"/>
+                <w:sz w:val="22"/>
+                <w:u w:val="none"/>
+              </w:rPr>
+              <w:t>18</w:t>
+            </w:r>
+          </w:p>
+        </w:tc>
+        <w:tc>
+          <w:tcPr>
+            <w:tcW w:type="dxa" w:w="2880"/>
+            <w:shd w:fill="F2F2F2" w:val="clear"/>
+          </w:tcPr>
+          <w:p>
+            <w:r/>
+            <w:r>
+              <w:rPr>
+                <w:rFonts w:ascii="Calibri" w:hAnsi="Calibri"/>
+                <w:b w:val="0"/>
+                <w:i w:val="0"/>
+                <w:color w:val="000000"/>
+                <w:sz w:val="22"/>
+                <w:u w:val="none"/>
+              </w:rPr>
+              <w:t>Unit 4 Review: Formulas, Nomenclature, and the Mole (Day 3 of 3)</w:t>
+            </w:r>
+          </w:p>
+        </w:tc>
+        <w:tc>
+          <w:tcPr>
+            <w:tcW w:type="dxa" w:w="864"/>
+            <w:shd w:fill="F2F2F2" w:val="clear"/>
+          </w:tcPr>
+          <w:p>
+            <w:r/>
+            <w:r>
+              <w:rPr>
+                <w:rFonts w:ascii="Calibri" w:hAnsi="Calibri"/>
+                <w:b w:val="0"/>
+                <w:i w:val="0"/>
+                <w:color w:val="000000"/>
+                <w:sz w:val="22"/>
+                <w:u w:val="none"/>
+              </w:rPr>
+              <w:t>1</w:t>
+            </w:r>
+          </w:p>
+        </w:tc>
+        <w:tc>
+          <w:tcPr>
+            <w:tcW w:type="dxa" w:w="5040"/>
+            <w:shd w:fill="F2F2F2" w:val="clear"/>
+          </w:tcPr>
+          <w:p>
+            <w:r/>
+            <w:r>
+              <w:rPr>
+                <w:rFonts w:ascii="Calibri" w:hAnsi="Calibri"/>
+                <w:b w:val="0"/>
+                <w:i w:val="0"/>
+                <w:color w:val="000000"/>
+                <w:sz w:val="22"/>
+                <w:u w:val="none"/>
+              </w:rPr>
+              <w:t>At the end of 42 minutes I can evaluate and explain my understanding to fluently convert between compound names, formula...</w:t>
             </w:r>
           </w:p>
         </w:tc>
